--- a/PLANTILLA_MAESTRA_TECCHNEX_SOLO_ENCABEZADO.docx
+++ b/PLANTILLA_MAESTRA_TECCHNEX_SOLO_ENCABEZADO.docx
@@ -293,7 +293,7 @@
             <w:jc w:val="center"/>
           </w:pPr>
           <w:r>
-            <w:t>Fecha: {{FECHA}}</w:t>
+            <w:t>Fecha: 2026-09-29</w:t>
           </w:r>
         </w:p>
       </w:tc>
@@ -340,7 +340,7 @@
             </w:rPr>
             <w:t>{{CLIENTE}}</w:t>
             <w:br/>
-            <w:t>PUESTO: {{PUESTO}}</w:t>
+            <w:t>{{PUESTO}}</w:t>
           </w:r>
           <w:r>
             <w:rPr>
